--- a/Recom_Voice_AI_Phone_Calls_RAG_Proposal.docx
+++ b/Recom_Voice_AI_Phone_Calls_RAG_Proposal.docx
@@ -28,7 +28,134 @@
         <w:pStyle w:val="Heading1"/>
       </w:pPr>
       <w:r>
-        <w:t>2. Objectives</w:t>
+        <w:t>2. In Plain English</w:t>
+      </w:r>
+    </w:p>
+    <w:p>
+      <w:r>
+        <w:t>When a customer or employee calls Recom, instead of (or in addition to) reaching a person, they can talk to an AI that has been trained on Recom’s own documents—policies, procedures, product information. The AI answers from that knowledge, so responses stay accurate and on-brand. Callers can interrupt to ask something else or clarify, just like in a normal conversation. If the AI cannot help, the call can be transferred to a human. All of this runs over the phone line they already use, with optional recording and logging for quality and compliance.</w:t>
+      </w:r>
+    </w:p>
+    <w:p>
+      <w:pPr>
+        <w:pStyle w:val="Heading1"/>
+      </w:pPr>
+      <w:r>
+        <w:t>3. User Stories</w:t>
+      </w:r>
+    </w:p>
+    <w:p>
+      <w:r>
+        <w:t>Examples of what callers and the business will get:</w:t>
+      </w:r>
+    </w:p>
+    <w:p>
+      <w:pPr>
+        <w:pStyle w:val="ListBullet"/>
+      </w:pPr>
+      <w:r>
+        <w:t>As a customer, I want to call Recom and get answers to common questions (e.g. policies, product info) by speaking, so that I can resolve issues without waiting in a queue.</w:t>
+      </w:r>
+    </w:p>
+    <w:p>
+      <w:pPr>
+        <w:pStyle w:val="ListBullet"/>
+      </w:pPr>
+      <w:r>
+        <w:t>As a manager, I want the AI to use only company-approved documents when answering, so that callers receive consistent, correct information.</w:t>
+      </w:r>
+    </w:p>
+    <w:p>
+      <w:pPr>
+        <w:pStyle w:val="ListBullet"/>
+      </w:pPr>
+      <w:r>
+        <w:t>As a caller, I want to interrupt the AI when it is talking so that I can ask a follow-up or correct a misunderstanding without starting over.</w:t>
+      </w:r>
+    </w:p>
+    <w:p>
+      <w:pPr>
+        <w:pStyle w:val="ListBullet"/>
+      </w:pPr>
+      <w:r>
+        <w:t>As the business, I want calls to be logged and optionally recorded so that we can review quality and meet compliance requirements.</w:t>
+      </w:r>
+    </w:p>
+    <w:p>
+      <w:pPr>
+        <w:pStyle w:val="ListBullet"/>
+      </w:pPr>
+      <w:r>
+        <w:t>As the business, I want the option to transfer complex or sensitive calls to a human agent so that we never leave callers without a path to a person when needed.</w:t>
+      </w:r>
+    </w:p>
+    <w:p>
+      <w:pPr>
+        <w:pStyle w:val="Heading1"/>
+      </w:pPr>
+      <w:r>
+        <w:t>4. Example: A Customer Calls</w:t>
+      </w:r>
+    </w:p>
+    <w:p>
+      <w:r>
+        <w:t>A customer dials Recom’s support number. The AI greets them and asks how it can help. The customer says: "What is your return policy?" The AI looks up the return policy from Recom’s ingested documents and reads back a short, clear summary. The customer interrupts: "What about digital products?" The AI immediately answers with the digital-product section. The customer says they want to speak to someone. The AI confirms and transfers the call to an agent. The call is logged with a short summary and optional recording for training and compliance.</w:t>
+      </w:r>
+    </w:p>
+    <w:p>
+      <w:pPr>
+        <w:pStyle w:val="Heading1"/>
+      </w:pPr>
+      <w:r>
+        <w:t>5. Why This Matters for Recom</w:t>
+      </w:r>
+    </w:p>
+    <w:p>
+      <w:pPr>
+        <w:pStyle w:val="ListBullet"/>
+      </w:pPr>
+      <w:r>
+        <w:t>Customers get instant answers to common questions, reducing wait times and call handling load.</w:t>
+      </w:r>
+    </w:p>
+    <w:p>
+      <w:pPr>
+        <w:pStyle w:val="ListBullet"/>
+      </w:pPr>
+      <w:r>
+        <w:t>Answers are grounded in Recom’s own documents, so the message is consistent and up to date.</w:t>
+      </w:r>
+    </w:p>
+    <w:p>
+      <w:pPr>
+        <w:pStyle w:val="ListBullet"/>
+      </w:pPr>
+      <w:r>
+        <w:t>The same system can scale to many callers without adding headcount for simple queries.</w:t>
+      </w:r>
+    </w:p>
+    <w:p>
+      <w:pPr>
+        <w:pStyle w:val="ListBullet"/>
+      </w:pPr>
+      <w:r>
+        <w:t>Optional handoff to humans keeps complex or sensitive cases with the team while the AI handles the rest.</w:t>
+      </w:r>
+    </w:p>
+    <w:p>
+      <w:pPr>
+        <w:pStyle w:val="ListBullet"/>
+      </w:pPr>
+      <w:r>
+        <w:t>Recording and logging support quality assurance and compliance.</w:t>
+      </w:r>
+    </w:p>
+    <w:p>
+      <w:pPr>
+        <w:pStyle w:val="Heading1"/>
+      </w:pPr>
+      <w:r>
+        <w:t>6. Objectives</w:t>
       </w:r>
     </w:p>
     <w:p>
@@ -68,7 +195,7 @@
         <w:pStyle w:val="Heading1"/>
       </w:pPr>
       <w:r>
-        <w:t>3. Proposed Architecture</w:t>
+        <w:t>7. Proposed Architecture (For the Technical Team)</w:t>
       </w:r>
     </w:p>
     <w:p>
@@ -96,7 +223,7 @@
         <w:pStyle w:val="Heading1"/>
       </w:pPr>
       <w:r>
-        <w:t>4. Key Features</w:t>
+        <w:t>8. Key Features</w:t>
       </w:r>
     </w:p>
     <w:p>
@@ -144,7 +271,7 @@
         <w:pStyle w:val="Heading1"/>
       </w:pPr>
       <w:r>
-        <w:t>5. Scope and Deliverables</w:t>
+        <w:t>9. Scope and Deliverables</w:t>
       </w:r>
     </w:p>
     <w:p>
@@ -184,7 +311,7 @@
         <w:pStyle w:val="Heading1"/>
       </w:pPr>
       <w:r>
-        <w:t>6. Risks and Mitigations</w:t>
+        <w:t>10. Risks and Mitigations</w:t>
       </w:r>
     </w:p>
     <w:p>
@@ -197,7 +324,7 @@
         <w:pStyle w:val="Heading1"/>
       </w:pPr>
       <w:r>
-        <w:t>7. Conclusion</w:t>
+        <w:t>11. Conclusion</w:t>
       </w:r>
     </w:p>
     <w:p>
